--- a/data/employees/EMP025/AST-EMP025-03.docx
+++ b/data/employees/EMP025/AST-EMP025-03.docx
@@ -7,10 +7,7 @@
         <w:pStyle w:val="Heading1"/>
       </w:pPr>
       <w:r>
-        <w:rPr>
-          <w:sz w:val="36"/>
-        </w:rPr>
-        <w:t>Design specification - EMP025</w:t>
+        <w:t>Ast Emp025 03 - EMP025</w:t>
       </w:r>
     </w:p>
     <w:p>
@@ -18,130 +15,32 @@
         <w:pStyle w:val="Heading2"/>
       </w:pPr>
       <w:r>
-        <w:t>Document Metadata</w:t>
-      </w:r>
-    </w:p>
-    <w:tbl>
-      <w:tblPr>
-        <w:tblStyle w:val="TableGrid"/>
-        <w:tblW w:type="auto" w:w="0"/>
-        <w:tblLook w:firstColumn="1" w:firstRow="1" w:lastColumn="0" w:lastRow="0" w:noHBand="0" w:noVBand="1" w:val="04A0"/>
-      </w:tblPr>
-      <w:tblGrid>
-        <w:gridCol w:w="4320"/>
-        <w:gridCol w:w="4320"/>
-      </w:tblGrid>
-      <w:tr>
-        <w:tc>
-          <w:tcPr>
-            <w:tcW w:type="dxa" w:w="4320"/>
-          </w:tcPr>
-          <w:p>
-            <w:r>
-              <w:t>Author</w:t>
-            </w:r>
-          </w:p>
-        </w:tc>
-        <w:tc>
-          <w:tcPr>
-            <w:tcW w:type="dxa" w:w="4320"/>
-          </w:tcPr>
-          <w:p>
-            <w:r>
-              <w:t>Casey Lee</w:t>
-            </w:r>
-          </w:p>
-        </w:tc>
-      </w:tr>
-      <w:tr>
-        <w:tc>
-          <w:tcPr>
-            <w:tcW w:type="dxa" w:w="4320"/>
-          </w:tcPr>
-          <w:p>
-            <w:r>
-              <w:t>Role / Department</w:t>
-            </w:r>
-          </w:p>
-        </w:tc>
-        <w:tc>
-          <w:tcPr>
-            <w:tcW w:type="dxa" w:w="4320"/>
-          </w:tcPr>
-          <w:p>
-            <w:r>
-              <w:t>Architect | Manufacturing</w:t>
-            </w:r>
-          </w:p>
-        </w:tc>
-      </w:tr>
-      <w:tr>
-        <w:tc>
-          <w:tcPr>
-            <w:tcW w:type="dxa" w:w="4320"/>
-          </w:tcPr>
-          <w:p>
-            <w:r>
-              <w:t>Location</w:t>
-            </w:r>
-          </w:p>
-        </w:tc>
-        <w:tc>
-          <w:tcPr>
-            <w:tcW w:type="dxa" w:w="4320"/>
-          </w:tcPr>
-          <w:p>
-            <w:r>
-              <w:t>Hsinchu</w:t>
-            </w:r>
-          </w:p>
-        </w:tc>
-      </w:tr>
-      <w:tr>
-        <w:tc>
-          <w:tcPr>
-            <w:tcW w:type="dxa" w:w="4320"/>
-          </w:tcPr>
-          <w:p>
-            <w:r>
-              <w:t>Last Modified</w:t>
-            </w:r>
-          </w:p>
-        </w:tc>
-        <w:tc>
-          <w:tcPr>
-            <w:tcW w:type="dxa" w:w="4320"/>
-          </w:tcPr>
-          <w:p>
-            <w:r>
-              <w:t>2025-01-29</w:t>
-            </w:r>
-          </w:p>
-        </w:tc>
-      </w:tr>
-    </w:tbl>
-    <w:p/>
-    <w:p>
-      <w:pPr>
-        <w:pStyle w:val="Heading2"/>
-      </w:pPr>
-      <w:r>
-        <w:t>Specification</w:t>
+        <w:t>Page 1</w:t>
       </w:r>
     </w:p>
     <w:p>
       <w:r>
-        <w:t>Design Specification: Automated Assembly Line Module</w:t>
+        <w:t>Section 1: Automation backlog refinement. EMP025 contributes to ast emp025 03 through recurring collaboration, clear ownership boundaries, and measurable outcomes. The team captures decisions, open issues, and handoffs so that knowledge remains discoverable for future programs.</w:t>
       </w:r>
     </w:p>
     <w:p>
       <w:r>
-        <w:t>Version: 1.3</w:t>
+        <w:t>Section 2: Automation backlog refinement. EMP025 contributes to ast emp025 03 through recurring collaboration, clear ownership boundaries, and measurable outcomes. The team captures decisions, open issues, and handoffs so that knowledge remains discoverable for future programs.</w:t>
       </w:r>
     </w:p>
     <w:p>
       <w:r>
-        <w:t>This specification details the design requirements for the automated assembly module, including conveyor speed tolerance (+-0.5%), sensor calibration intervals, and failsafe shutdown sequences. The module interfaces with the MES via OPC-UA protocol.</w:t>
+        <w:t>Section 3: Automation backlog refinement. EMP025 contributes to ast emp025 03 through recurring collaboration, clear ownership boundaries, and measurable outcomes. The team captures decisions, open issues, and handoffs so that knowledge remains discoverable for future programs.</w:t>
+      </w:r>
+    </w:p>
+    <w:p>
+      <w:r>
+        <w:t>Section 4: Data quality remediation. EMP025 contributes to ast emp025 03 through recurring collaboration, clear ownership boundaries, and measurable outcomes. The team captures decisions, open issues, and handoffs so that knowledge remains discoverable for future programs.</w:t>
+      </w:r>
+    </w:p>
+    <w:p>
+      <w:r>
+        <w:br w:type="page"/>
       </w:r>
     </w:p>
     <w:p>
@@ -149,12 +48,60 @@
         <w:pStyle w:val="Heading2"/>
       </w:pPr>
       <w:r>
-        <w:t>Author Competencies</w:t>
+        <w:t>Page 2</w:t>
       </w:r>
     </w:p>
     <w:p>
       <w:r>
-        <w:t>Ontology, Kusto, TypeScript, Fabric</w:t>
+        <w:t>Section 1: Automation backlog refinement. EMP025 contributes to ast emp025 03 through recurring collaboration, clear ownership boundaries, and measurable outcomes. The team captures decisions, open issues, and handoffs so that knowledge remains discoverable for future programs.</w:t>
+      </w:r>
+    </w:p>
+    <w:p>
+      <w:r>
+        <w:t>Section 2: Fabric semantic model planning. EMP025 contributes to ast emp025 03 through recurring collaboration, clear ownership boundaries, and measurable outcomes. The team captures decisions, open issues, and handoffs so that knowledge remains discoverable for future programs.</w:t>
+      </w:r>
+    </w:p>
+    <w:p>
+      <w:r>
+        <w:t>Section 3: Fabric semantic model planning. EMP025 contributes to ast emp025 03 through recurring collaboration, clear ownership boundaries, and measurable outcomes. The team captures decisions, open issues, and handoffs so that knowledge remains discoverable for future programs.</w:t>
+      </w:r>
+    </w:p>
+    <w:p>
+      <w:r>
+        <w:t>Section 4: Operational risk review. EMP025 contributes to ast emp025 03 through recurring collaboration, clear ownership boundaries, and measurable outcomes. The team captures decisions, open issues, and handoffs so that knowledge remains discoverable for future programs.</w:t>
+      </w:r>
+    </w:p>
+    <w:p>
+      <w:r>
+        <w:br w:type="page"/>
+      </w:r>
+    </w:p>
+    <w:p>
+      <w:pPr>
+        <w:pStyle w:val="Heading2"/>
+      </w:pPr>
+      <w:r>
+        <w:t>Page 3</w:t>
+      </w:r>
+    </w:p>
+    <w:p>
+      <w:r>
+        <w:t>Section 1: Knowledge transfer and onboarding. EMP025 contributes to ast emp025 03 through recurring collaboration, clear ownership boundaries, and measurable outcomes. The team captures decisions, open issues, and handoffs so that knowledge remains discoverable for future programs.</w:t>
+      </w:r>
+    </w:p>
+    <w:p>
+      <w:r>
+        <w:t>Section 2: Customer escalation analysis. EMP025 contributes to ast emp025 03 through recurring collaboration, clear ownership boundaries, and measurable outcomes. The team captures decisions, open issues, and handoffs so that knowledge remains discoverable for future programs.</w:t>
+      </w:r>
+    </w:p>
+    <w:p>
+      <w:r>
+        <w:t>Section 3: Fabric semantic model planning. EMP025 contributes to ast emp025 03 through recurring collaboration, clear ownership boundaries, and measurable outcomes. The team captures decisions, open issues, and handoffs so that knowledge remains discoverable for future programs.</w:t>
+      </w:r>
+    </w:p>
+    <w:p>
+      <w:r>
+        <w:t>Section 4: Operational risk review. EMP025 contributes to ast emp025 03 through recurring collaboration, clear ownership boundaries, and measurable outcomes. The team captures decisions, open issues, and handoffs so that knowledge remains discoverable for future programs.</w:t>
       </w:r>
     </w:p>
     <w:sectPr>
